--- a/templates/pretenzii/44_аук_4част_пост_претензия.docx
+++ b/templates/pretenzii/44_аук_4част_пост_претензия.docx
@@ -2307,7 +2307,7 @@
           <w:szCs w:val="23"/>
           <w:u w:val="single"/>
         </w:rPr>
-        <w:t>{</w:t>
+        <w:t>{сумма_пени_прописью} {сумма_пени_коп_прописью})</w:t>
       </w:r>
       <w:proofErr w:type="spellStart"/>
       <w:r>
@@ -2318,7 +2318,7 @@
           <w:szCs w:val="23"/>
           <w:u w:val="single"/>
         </w:rPr>
-        <w:t>сумма_пени_прописью</w:t>
+        <w:t/>
       </w:r>
       <w:proofErr w:type="spellEnd"/>
       <w:r>
@@ -2329,7 +2329,7 @@
           <w:szCs w:val="23"/>
           <w:u w:val="single"/>
         </w:rPr>
-        <w:t>}</w:t>
+        <w:t/>
       </w:r>
       <w:r>
         <w:rPr>
@@ -2339,7 +2339,7 @@
           <w:szCs w:val="23"/>
           <w:u w:val="single"/>
         </w:rPr>
-        <w:t xml:space="preserve"> рублей </w:t>
+        <w:t xml:space="preserve"/>
       </w:r>
       <w:r>
         <w:rPr>
@@ -2349,7 +2349,7 @@
           <w:szCs w:val="23"/>
           <w:u w:val="single"/>
         </w:rPr>
-        <w:t>{</w:t>
+        <w:t/>
       </w:r>
       <w:proofErr w:type="spellStart"/>
       <w:r>
@@ -2360,7 +2360,7 @@
           <w:szCs w:val="23"/>
           <w:u w:val="single"/>
         </w:rPr>
-        <w:t>сумма_пени_коп</w:t>
+        <w:t/>
       </w:r>
       <w:proofErr w:type="spellEnd"/>
       <w:r>
@@ -2371,7 +2371,7 @@
           <w:szCs w:val="23"/>
           <w:u w:val="single"/>
         </w:rPr>
-        <w:t>}</w:t>
+        <w:t/>
       </w:r>
       <w:r>
         <w:rPr>
@@ -2381,7 +2381,7 @@
           <w:szCs w:val="23"/>
           <w:u w:val="single"/>
         </w:rPr>
-        <w:t xml:space="preserve"> копеек)</w:t>
+        <w:t xml:space="preserve"/>
       </w:r>
       <w:r>
         <w:rPr>
@@ -2424,7 +2424,7 @@
           <w:szCs w:val="23"/>
           <w:u w:val="single"/>
         </w:rPr>
-        <w:t xml:space="preserve">с заявлением о взыскании неустойки по Договору и судебных расходов </w:t>
+        <w:t xml:space="preserve">с заявлением о взыскании неустойки по договору и судебных расходов </w:t>
       </w:r>
       <w:r>
         <w:rPr>

--- a/templates/pretenzii/44_аук_4част_пост_претензия.docx
+++ b/templates/pretenzii/44_аук_4част_пост_претензия.docx
@@ -2178,7 +2178,7 @@
           <w:sz w:val="24"/>
           <w:szCs w:val="23"/>
         </w:rPr>
-        <w:t>семи рабочих дней</w:t>
+        <w:t>пяти рабочих дней</w:t>
       </w:r>
       <w:r>
         <w:rPr>

--- a/templates/pretenzii/44_аук_4част_пост_претензия.docx
+++ b/templates/pretenzii/44_аук_4част_пост_претензия.docx
@@ -307,7 +307,7 @@
           <w:sz w:val="24"/>
           <w:szCs w:val="24"/>
         </w:rPr>
-        <w:t>ОГРН {</w:t>
+        <w:t>{#огрн}ОГРН {огрн}, {/огрн}ИНН {инн}</w:t>
       </w:r>
       <w:proofErr w:type="spellStart"/>
       <w:r>
@@ -315,7 +315,7 @@
           <w:sz w:val="24"/>
           <w:szCs w:val="24"/>
         </w:rPr>
-        <w:t>огрн</w:t>
+        <w:t/>
       </w:r>
       <w:proofErr w:type="spellEnd"/>
       <w:r>
@@ -323,7 +323,7 @@
           <w:sz w:val="24"/>
           <w:szCs w:val="24"/>
         </w:rPr>
-        <w:t>}, ИНН {</w:t>
+        <w:t/>
       </w:r>
       <w:proofErr w:type="spellStart"/>
       <w:r>
@@ -331,7 +331,7 @@
           <w:sz w:val="24"/>
           <w:szCs w:val="24"/>
         </w:rPr>
-        <w:t>инн</w:t>
+        <w:t/>
       </w:r>
       <w:proofErr w:type="spellEnd"/>
       <w:r>
@@ -339,7 +339,7 @@
           <w:sz w:val="24"/>
           <w:szCs w:val="24"/>
         </w:rPr>
-        <w:t>}</w:t>
+        <w:t/>
       </w:r>
     </w:p>
     <w:p>
@@ -545,7 +545,7 @@
           <w:sz w:val="24"/>
           <w:szCs w:val="24"/>
         </w:rPr>
-        <w:t xml:space="preserve"> (далее - Поставщик) произведена поставка части Товара, соответствующего условиям договора </w:t>
+        <w:t xml:space="preserve"> (далее - Поставщик) произведена поставка части {предмет_род}, соответствующего условиям договора </w:t>
       </w:r>
       <w:r>
         <w:rPr>
@@ -681,7 +681,7 @@
           <w:sz w:val="24"/>
           <w:szCs w:val="24"/>
         </w:rPr>
-        <w:t xml:space="preserve"> руб. ({#номер_дата_акта_отв_хранения}акт сдачи-приемки Товара на ответственное хранение </w:t>
+        <w:t xml:space="preserve"> руб. ({#номер_дата_акта_отв_хранения}акт сдачи-приемки {предмет_род} на ответственное хранение </w:t>
       </w:r>
       <w:r>
         <w:rPr>
@@ -912,7 +912,7 @@
           <w:sz w:val="24"/>
           <w:szCs w:val="24"/>
         </w:rPr>
-        <w:t>Поставщиком произведены частичные поставки товара:</w:t>
+        <w:t>Поставщиком произведены частичные поставки {предмет_род_строч}:</w:t>
       </w:r>
     </w:p>
     <w:p>

--- a/templates/pretenzii/44_аук_4част_пост_претензия.docx
+++ b/templates/pretenzii/44_аук_4част_пост_претензия.docx
@@ -444,7 +444,7 @@
           <w:sz w:val="24"/>
           <w:szCs w:val="23"/>
         </w:rPr>
-        <w:t>ПРЕТЕНЗИЯ</w:t>
+        <w:t>ЭЛЕКТРОННОЕ УВЕДОМЛЕНИЕ (ПРЕТЕНЗИЯ)</w:t>
       </w:r>
       <w:r>
         <w:rPr>
@@ -452,25 +452,7 @@
           <w:sz w:val="24"/>
           <w:szCs w:val="23"/>
         </w:rPr>
-        <w:t xml:space="preserve"> (ТРЕБОВАНИЕ ОБ УПЛАТЕ НЕУСТОЙКИ)</w:t>
-      </w:r>
-    </w:p>
-    <w:p>
-      <w:pPr>
-        <w:jc w:val="center"/>
-        <w:rPr>
-          <w:b/>
-          <w:sz w:val="24"/>
-          <w:szCs w:val="23"/>
-        </w:rPr>
-      </w:pPr>
-      <w:r>
-        <w:rPr>
-          <w:b/>
-          <w:sz w:val="24"/>
-          <w:szCs w:val="23"/>
-        </w:rPr>
-        <w:t>ЭЛЕКТРОННОЕ УВЕДОМЛЕНИЕ</w:t>
+        <w:t xml:space="preserve"/>
       </w:r>
     </w:p>
     <w:p>
@@ -2131,6 +2113,138 @@
           <w:sz w:val="24"/>
           <w:szCs w:val="23"/>
         </w:rPr>
+        <w:t xml:space="preserve">{#перерасчет_ставки}</w:t>
+      </w:r>
+    </w:p>
+    <w:p>
+      <w:pPr>
+        <w:widowControl w:val="0"/>
+        <w:autoSpaceDE w:val="0"/>
+        <w:autoSpaceDN w:val="0"/>
+        <w:adjustRightInd w:val="0"/>
+        <w:ind w:firstLine="567"/>
+        <w:jc w:val="both"/>
+        <w:outlineLvl w:val="0"/>
+        <w:rPr>
+          <w:sz w:val="24"/>
+          <w:szCs w:val="23"/>
+        </w:rPr>
+      </w:pPr>
+      <w:r>
+        <w:rPr>
+          <w:sz w:val="24"/>
+          <w:szCs w:val="23"/>
+        </w:rPr>
+        <w:t xml:space="preserve">В адрес {наименование_контрагента} было направлено электронное уведомление (претензия) (исх. № {исх_прежней_претензии} от {дата_прежней_претензии}) об оплате неустойки (пени) в размере {сумма_пени_прежней} руб. по договору № {номер_договора} от {дата_договора}.</w:t>
+      </w:r>
+    </w:p>
+    <w:p>
+      <w:pPr>
+        <w:widowControl w:val="0"/>
+        <w:autoSpaceDE w:val="0"/>
+        <w:autoSpaceDN w:val="0"/>
+        <w:adjustRightInd w:val="0"/>
+        <w:ind w:firstLine="567"/>
+        <w:jc w:val="both"/>
+        <w:outlineLvl w:val="0"/>
+        <w:rPr>
+          <w:sz w:val="24"/>
+          <w:szCs w:val="23"/>
+        </w:rPr>
+      </w:pPr>
+      <w:r>
+        <w:rPr>
+          <w:sz w:val="24"/>
+          <w:szCs w:val="23"/>
+        </w:rPr>
+        <w:t xml:space="preserve">На момент составления настоящего электронного уведомления (претензии) неустойка Поставщиком не оплачивалась.</w:t>
+      </w:r>
+    </w:p>
+    <w:p>
+      <w:pPr>
+        <w:widowControl w:val="0"/>
+        <w:autoSpaceDE w:val="0"/>
+        <w:autoSpaceDN w:val="0"/>
+        <w:adjustRightInd w:val="0"/>
+        <w:ind w:firstLine="567"/>
+        <w:jc w:val="both"/>
+        <w:outlineLvl w:val="0"/>
+        <w:rPr>
+          <w:sz w:val="24"/>
+          <w:szCs w:val="23"/>
+        </w:rPr>
+      </w:pPr>
+      <w:r>
+        <w:rPr>
+          <w:sz w:val="24"/>
+          <w:szCs w:val="23"/>
+        </w:rPr>
+        <w:t xml:space="preserve">В соответствии с ч. 7 ст. 34 Федерального закона от 05.04.2013 N 44-ФЗ пеня начисляется за каждый день просрочки исполнения поставщиком (подрядчиком, исполнителем) обязательства, предусмотренного контрактом, начиная со дня, следующего после дня истечения установленного контрактом срока исполнения обязательства, и устанавливается контрактом в размере одной трехсотой действующей на дату уплаты пени ключевой ставки Центрального банка Российской Федерации от цены контракта (отдельного этапа исполнения контракта), уменьшенной на сумму, пропорциональную объему обязательств, предусмотренных контрактом (соответствующим отдельным этапом исполнения контракта) и фактически исполненных поставщиком (подрядчиком, исполнителем).</w:t>
+      </w:r>
+    </w:p>
+    <w:p>
+      <w:pPr>
+        <w:widowControl w:val="0"/>
+        <w:autoSpaceDE w:val="0"/>
+        <w:autoSpaceDN w:val="0"/>
+        <w:adjustRightInd w:val="0"/>
+        <w:ind w:firstLine="567"/>
+        <w:jc w:val="both"/>
+        <w:outlineLvl w:val="0"/>
+        <w:rPr>
+          <w:sz w:val="24"/>
+          <w:szCs w:val="23"/>
+        </w:rPr>
+      </w:pPr>
+      <w:r>
+        <w:rPr>
+          <w:sz w:val="24"/>
+          <w:szCs w:val="23"/>
+        </w:rPr>
+        <w:t xml:space="preserve">По состоянию на момент оформления настоящего электронного уведомления (претензии) срок для добровольной оплаты неустойки (пени), указанной в электронном уведомлении (претензии) (исх. № {исх_прежней_претензии} от {дата_прежней_претензии}), не наступил.</w:t>
+      </w:r>
+    </w:p>
+    <w:p>
+      <w:pPr>
+        <w:widowControl w:val="0"/>
+        <w:autoSpaceDE w:val="0"/>
+        <w:autoSpaceDN w:val="0"/>
+        <w:adjustRightInd w:val="0"/>
+        <w:ind w:firstLine="567"/>
+        <w:jc w:val="both"/>
+        <w:outlineLvl w:val="0"/>
+        <w:rPr>
+          <w:sz w:val="24"/>
+          <w:szCs w:val="23"/>
+        </w:rPr>
+      </w:pPr>
+      <w:r>
+        <w:rPr>
+          <w:sz w:val="24"/>
+          <w:szCs w:val="23"/>
+        </w:rPr>
+        <w:t xml:space="preserve">{/перерасчет_ставки}</w:t>
+      </w:r>
+    </w:p>
+    <w:p>
+      <w:pPr>
+        <w:widowControl w:val="0"/>
+        <w:autoSpaceDE w:val="0"/>
+        <w:autoSpaceDN w:val="0"/>
+        <w:adjustRightInd w:val="0"/>
+        <w:ind w:firstLine="567"/>
+        <w:jc w:val="both"/>
+        <w:outlineLvl w:val="0"/>
+        <w:rPr>
+          <w:sz w:val="24"/>
+          <w:szCs w:val="23"/>
+        </w:rPr>
+      </w:pPr>
+      <w:r>
+        <w:rPr>
+          <w:sz w:val="24"/>
+          <w:szCs w:val="23"/>
+        </w:rPr>
         <w:t>При таких обстоятельствах</w:t>
       </w:r>
       <w:r>
@@ -2146,7 +2260,7 @@
           <w:sz w:val="24"/>
           <w:szCs w:val="23"/>
         </w:rPr>
-        <w:t>требую</w:t>
+        <w:t>предлагаем Вам</w:t>
       </w:r>
       <w:r>
         <w:rPr>
@@ -2178,21 +2292,21 @@
           <w:sz w:val="24"/>
           <w:szCs w:val="23"/>
         </w:rPr>
-        <w:t>пяти рабочих дней</w:t>
-      </w:r>
-      <w:r>
-        <w:rPr>
-          <w:sz w:val="24"/>
-          <w:szCs w:val="23"/>
-        </w:rPr>
-        <w:t xml:space="preserve">, следующих за днем </w:t>
-      </w:r>
-      <w:r>
-        <w:rPr>
-          <w:sz w:val="24"/>
-          <w:szCs w:val="23"/>
-        </w:rPr>
-        <w:t>получения настоящей претензии,</w:t>
+        <w:t>{#типовой_контракт}пяти рабочих дней{/типовой_контракт}{^типовой_контракт}одного рабочего дня{/типовой_контракт}</w:t>
+      </w:r>
+      <w:r>
+        <w:rPr>
+          <w:sz w:val="24"/>
+          <w:szCs w:val="23"/>
+        </w:rPr>
+        <w:t xml:space="preserve">, {#типовой_контракт}следующих{/типовой_контракт}{^типовой_контракт}следующего{/типовой_контракт} за днем получения настоящего электронного уведомления (претензии),</w:t>
+      </w:r>
+      <w:r>
+        <w:rPr>
+          <w:sz w:val="24"/>
+          <w:szCs w:val="23"/>
+        </w:rPr>
+        <w:t/>
       </w:r>
       <w:r>
         <w:rPr>
@@ -2431,14 +2545,14 @@
           <w:sz w:val="24"/>
           <w:szCs w:val="23"/>
         </w:rPr>
-        <w:t xml:space="preserve">или удержать сумму не исполненных Поставщиком в установленный контрактом срок требований Заказчика об уплате неустоек из суммы, подлежащей оплате поставщику по контракту (отдельному этапу исполнения контракта),  </w:t>
-      </w:r>
-      <w:r>
-        <w:rPr>
-          <w:sz w:val="24"/>
-          <w:szCs w:val="23"/>
-        </w:rPr>
-        <w:t>{^</w:t>
+        <w:t xml:space="preserve">{^типовой_контракт}или удержать сумму не исполненных Поставщиком в установленный контрактом срок требований Заказчика об уплате неустоек из суммы, подлежащей оплате поставщику по контракту (отдельному этапу исполнения контракта), {/типовой_контракт}{^обеспечение_нг}или удержать сумму не исполненных Поставщиком в установленный контрактом срок требований Заказчика об уплате неустоек из обеспечения исполнения контракта (договора){/</w:t>
+      </w:r>
+      <w:r>
+        <w:rPr>
+          <w:sz w:val="24"/>
+          <w:szCs w:val="23"/>
+        </w:rPr>
+        <w:t/>
       </w:r>
       <w:proofErr w:type="spellStart"/>
       <w:r>
@@ -2446,7 +2560,7 @@
           <w:sz w:val="24"/>
           <w:szCs w:val="23"/>
         </w:rPr>
-        <w:t>обеспечение_нг</w:t>
+        <w:t/>
       </w:r>
       <w:proofErr w:type="spellEnd"/>
       <w:r>
@@ -2454,7 +2568,7 @@
           <w:sz w:val="24"/>
           <w:szCs w:val="23"/>
         </w:rPr>
-        <w:t>}или удержать сумму не исполненных Поставщиком в установленный контрактом срок требований Заказчика об уплате неустоек из обеспечения исполнения контракта (договора){/</w:t>
+        <w:t/>
       </w:r>
       <w:proofErr w:type="spellStart"/>
       <w:r>
@@ -2508,24 +2622,27 @@
     </w:p>
     <w:p>
       <w:pPr>
-        <w:rPr>
-          <w:sz w:val="24"/>
-          <w:szCs w:val="23"/>
-        </w:rPr>
-      </w:pPr>
-      <w:r>
-        <w:rPr>
-          <w:sz w:val="24"/>
-          <w:szCs w:val="23"/>
-        </w:rPr>
-        <w:t>Зам</w:t>
-      </w:r>
-      <w:r>
-        <w:rPr>
-          <w:sz w:val="24"/>
-          <w:szCs w:val="23"/>
-        </w:rPr>
-        <w:t>еститель генерального директора</w:t>
+        <w:tabs>
+          <w:tab w:val="right" w:pos="9637"/>
+        </w:tabs>
+        <w:rPr>
+          <w:sz w:val="24"/>
+          <w:szCs w:val="23"/>
+        </w:rPr>
+      </w:pPr>
+      <w:r>
+        <w:rPr>
+          <w:sz w:val="24"/>
+          <w:szCs w:val="23"/>
+        </w:rPr>
+        <w:t>Заместитель генерального директора {подписант_должность}</w:t>
+      </w:r>
+      <w:r>
+        <w:rPr>
+          <w:sz w:val="24"/>
+          <w:szCs w:val="23"/>
+        </w:rPr>
+        <w:t/>
       </w:r>
       <w:r>
         <w:rPr>
@@ -2539,56 +2656,21 @@
           <w:sz w:val="24"/>
           <w:szCs w:val="23"/>
         </w:rPr>
-        <w:tab/>
-      </w:r>
-      <w:r>
-        <w:rPr>
-          <w:sz w:val="24"/>
-          <w:szCs w:val="23"/>
-        </w:rPr>
-        <w:tab/>
-      </w:r>
-      <w:r>
-        <w:rPr>
-          <w:sz w:val="24"/>
-          <w:szCs w:val="23"/>
-        </w:rPr>
-        <w:tab/>
-      </w:r>
-      <w:r>
-        <w:rPr>
-          <w:sz w:val="24"/>
-          <w:szCs w:val="23"/>
-        </w:rPr>
-        <w:tab/>
-      </w:r>
-      <w:r>
-        <w:rPr>
-          <w:sz w:val="24"/>
-          <w:szCs w:val="23"/>
-        </w:rPr>
-        <w:tab/>
-      </w:r>
-      <w:r>
-        <w:rPr>
-          <w:sz w:val="24"/>
-          <w:szCs w:val="23"/>
-        </w:rPr>
-        <w:t>М</w:t>
-      </w:r>
-      <w:r>
-        <w:rPr>
-          <w:sz w:val="24"/>
-          <w:szCs w:val="23"/>
-        </w:rPr>
-        <w:t xml:space="preserve">. В. </w:t>
-      </w:r>
-      <w:r>
-        <w:rPr>
-          <w:sz w:val="24"/>
-          <w:szCs w:val="23"/>
-        </w:rPr>
-        <w:t>Антипова</w:t>
+        <w:t>{подписант_фио}</w:t>
+      </w:r>
+      <w:r>
+        <w:rPr>
+          <w:sz w:val="24"/>
+          <w:szCs w:val="23"/>
+        </w:rPr>
+        <w:t xml:space="preserve"/>
+      </w:r>
+      <w:r>
+        <w:rPr>
+          <w:sz w:val="24"/>
+          <w:szCs w:val="23"/>
+        </w:rPr>
+        <w:t/>
       </w:r>
     </w:p>
     <w:p>

--- a/templates/pretenzii/44_аук_4част_пост_претензия.docx
+++ b/templates/pretenzii/44_аук_4част_пост_претензия.docx
@@ -453,6 +453,160 @@
           <w:szCs w:val="23"/>
         </w:rPr>
         <w:t xml:space="preserve"/>
+      </w:r>
+    </w:p>
+    <w:p>
+      <w:pPr>
+        <w:widowControl w:val="0"/>
+        <w:autoSpaceDE w:val="0"/>
+        <w:autoSpaceDN w:val="0"/>
+        <w:adjustRightInd w:val="0"/>
+        <w:ind w:firstLine="567"/>
+        <w:jc w:val="both"/>
+        <w:outlineLvl w:val="0"/>
+        <w:rPr>
+          <w:sz w:val="24"/>
+          <w:szCs w:val="23"/>
+        </w:rPr>
+      </w:pPr>
+      <w:r>
+        <w:rPr>
+          <w:sz w:val="24"/>
+          <w:szCs w:val="23"/>
+        </w:rPr>
+        <w:t xml:space="preserve">{#перерасчет_ставки}</w:t>
+      </w:r>
+    </w:p>
+    <w:p>
+      <w:pPr>
+        <w:widowControl w:val="0"/>
+        <w:autoSpaceDE w:val="0"/>
+        <w:autoSpaceDN w:val="0"/>
+        <w:adjustRightInd w:val="0"/>
+        <w:ind w:firstLine="567"/>
+        <w:jc w:val="both"/>
+        <w:outlineLvl w:val="0"/>
+        <w:rPr>
+          <w:sz w:val="24"/>
+          <w:szCs w:val="23"/>
+        </w:rPr>
+      </w:pPr>
+      <w:r>
+        <w:rPr>
+          <w:sz w:val="24"/>
+          <w:szCs w:val="23"/>
+        </w:rPr>
+        <w:t xml:space="preserve">В адрес {наименование_контрагента} было направлено электронное уведомление (претензия) (исх. № {исх_прежней_претензии} от {дата_прежней_претензии}) об оплате неустойки (пени) в размере {сумма_пени_прежней} руб. по договору № {номер_договора} от {дата_договора}.</w:t>
+      </w:r>
+    </w:p>
+    <w:p>
+      <w:pPr>
+        <w:widowControl w:val="0"/>
+        <w:autoSpaceDE w:val="0"/>
+        <w:autoSpaceDN w:val="0"/>
+        <w:adjustRightInd w:val="0"/>
+        <w:ind w:firstLine="567"/>
+        <w:jc w:val="both"/>
+        <w:outlineLvl w:val="0"/>
+        <w:rPr>
+          <w:sz w:val="24"/>
+          <w:szCs w:val="23"/>
+        </w:rPr>
+      </w:pPr>
+      <w:r>
+        <w:rPr>
+          <w:sz w:val="24"/>
+          <w:szCs w:val="23"/>
+        </w:rPr>
+        <w:t xml:space="preserve">На момент составления настоящего электронного уведомления (претензии) неустойка Поставщиком не оплачивалась.</w:t>
+      </w:r>
+    </w:p>
+    <w:p>
+      <w:pPr>
+        <w:widowControl w:val="0"/>
+        <w:autoSpaceDE w:val="0"/>
+        <w:autoSpaceDN w:val="0"/>
+        <w:adjustRightInd w:val="0"/>
+        <w:ind w:firstLine="567"/>
+        <w:jc w:val="both"/>
+        <w:outlineLvl w:val="0"/>
+        <w:rPr>
+          <w:sz w:val="24"/>
+          <w:szCs w:val="23"/>
+        </w:rPr>
+      </w:pPr>
+      <w:r>
+        <w:rPr>
+          <w:sz w:val="24"/>
+          <w:szCs w:val="23"/>
+        </w:rPr>
+        <w:t xml:space="preserve">В соответствии с ч. 7 ст. 34 Федерального закона от 05.04.2013 N 44-ФЗ пеня начисляется за каждый день просрочки исполнения поставщиком (подрядчиком, исполнителем) обязательства, предусмотренного контрактом, начиная со дня, следующего после дня истечения установленного контрактом срока исполнения обязательства, и устанавливается контрактом в размере одной трехсотой действующей на дату уплаты пени ключевой ставки Центрального банка Российской Федерации от цены контракта (отдельного этапа исполнения контракта), уменьшенной на сумму, пропорциональную объему обязательств, предусмотренных контрактом (соответствующим отдельным этапом исполнения контракта) и фактически исполненных поставщиком (подрядчиком, исполнителем).</w:t>
+      </w:r>
+    </w:p>
+    <w:p>
+      <w:pPr>
+        <w:widowControl w:val="0"/>
+        <w:autoSpaceDE w:val="0"/>
+        <w:autoSpaceDN w:val="0"/>
+        <w:adjustRightInd w:val="0"/>
+        <w:ind w:firstLine="567"/>
+        <w:jc w:val="both"/>
+        <w:outlineLvl w:val="0"/>
+        <w:rPr>
+          <w:sz w:val="24"/>
+          <w:szCs w:val="23"/>
+        </w:rPr>
+      </w:pPr>
+      <w:r>
+        <w:rPr>
+          <w:sz w:val="24"/>
+          <w:szCs w:val="23"/>
+        </w:rPr>
+        <w:t xml:space="preserve">По состоянию на момент оформления настоящего электронного уведомления (претензии) срок для добровольной оплаты неустойки (пени), указанной в электронном уведомлении (претензии) (исх. № {исх_прежней_претензии} от {дата_прежней_претензии}), не наступил.</w:t>
+      </w:r>
+    </w:p>
+    <w:p>
+      <w:pPr>
+        <w:widowControl w:val="0"/>
+        <w:autoSpaceDE w:val="0"/>
+        <w:autoSpaceDN w:val="0"/>
+        <w:adjustRightInd w:val="0"/>
+        <w:ind w:firstLine="567"/>
+        <w:jc w:val="both"/>
+        <w:outlineLvl w:val="0"/>
+        <w:rPr>
+          <w:sz w:val="24"/>
+          <w:szCs w:val="23"/>
+        </w:rPr>
+      </w:pPr>
+      <w:r>
+        <w:rPr>
+          <w:sz w:val="24"/>
+          <w:szCs w:val="23"/>
+        </w:rPr>
+        <w:t xml:space="preserve">В связи с изменением ставки Банка России прошу принять во внимание следующий скорректированный расчет неустойки (взамен расчета по претензии исх. № {исх_прежней_претензии} от {дата_прежней_претензии}).</w:t>
+      </w:r>
+    </w:p>
+    <w:p>
+      <w:pPr>
+        <w:widowControl w:val="0"/>
+        <w:autoSpaceDE w:val="0"/>
+        <w:autoSpaceDN w:val="0"/>
+        <w:adjustRightInd w:val="0"/>
+        <w:ind w:firstLine="567"/>
+        <w:jc w:val="both"/>
+        <w:outlineLvl w:val="0"/>
+        <w:rPr>
+          <w:sz w:val="24"/>
+          <w:szCs w:val="23"/>
+        </w:rPr>
+      </w:pPr>
+      <w:r>
+        <w:rPr>
+          <w:sz w:val="24"/>
+          <w:szCs w:val="23"/>
+        </w:rPr>
+        <w:t xml:space="preserve">{/перерасчет_ставки}</w:t>
       </w:r>
     </w:p>
     <w:p>
@@ -2113,138 +2267,6 @@
           <w:sz w:val="24"/>
           <w:szCs w:val="23"/>
         </w:rPr>
-        <w:t xml:space="preserve">{#перерасчет_ставки}</w:t>
-      </w:r>
-    </w:p>
-    <w:p>
-      <w:pPr>
-        <w:widowControl w:val="0"/>
-        <w:autoSpaceDE w:val="0"/>
-        <w:autoSpaceDN w:val="0"/>
-        <w:adjustRightInd w:val="0"/>
-        <w:ind w:firstLine="567"/>
-        <w:jc w:val="both"/>
-        <w:outlineLvl w:val="0"/>
-        <w:rPr>
-          <w:sz w:val="24"/>
-          <w:szCs w:val="23"/>
-        </w:rPr>
-      </w:pPr>
-      <w:r>
-        <w:rPr>
-          <w:sz w:val="24"/>
-          <w:szCs w:val="23"/>
-        </w:rPr>
-        <w:t xml:space="preserve">В адрес {наименование_контрагента} было направлено электронное уведомление (претензия) (исх. № {исх_прежней_претензии} от {дата_прежней_претензии}) об оплате неустойки (пени) в размере {сумма_пени_прежней} руб. по договору № {номер_договора} от {дата_договора}.</w:t>
-      </w:r>
-    </w:p>
-    <w:p>
-      <w:pPr>
-        <w:widowControl w:val="0"/>
-        <w:autoSpaceDE w:val="0"/>
-        <w:autoSpaceDN w:val="0"/>
-        <w:adjustRightInd w:val="0"/>
-        <w:ind w:firstLine="567"/>
-        <w:jc w:val="both"/>
-        <w:outlineLvl w:val="0"/>
-        <w:rPr>
-          <w:sz w:val="24"/>
-          <w:szCs w:val="23"/>
-        </w:rPr>
-      </w:pPr>
-      <w:r>
-        <w:rPr>
-          <w:sz w:val="24"/>
-          <w:szCs w:val="23"/>
-        </w:rPr>
-        <w:t xml:space="preserve">На момент составления настоящего электронного уведомления (претензии) неустойка Поставщиком не оплачивалась.</w:t>
-      </w:r>
-    </w:p>
-    <w:p>
-      <w:pPr>
-        <w:widowControl w:val="0"/>
-        <w:autoSpaceDE w:val="0"/>
-        <w:autoSpaceDN w:val="0"/>
-        <w:adjustRightInd w:val="0"/>
-        <w:ind w:firstLine="567"/>
-        <w:jc w:val="both"/>
-        <w:outlineLvl w:val="0"/>
-        <w:rPr>
-          <w:sz w:val="24"/>
-          <w:szCs w:val="23"/>
-        </w:rPr>
-      </w:pPr>
-      <w:r>
-        <w:rPr>
-          <w:sz w:val="24"/>
-          <w:szCs w:val="23"/>
-        </w:rPr>
-        <w:t xml:space="preserve">В соответствии с ч. 7 ст. 34 Федерального закона от 05.04.2013 N 44-ФЗ пеня начисляется за каждый день просрочки исполнения поставщиком (подрядчиком, исполнителем) обязательства, предусмотренного контрактом, начиная со дня, следующего после дня истечения установленного контрактом срока исполнения обязательства, и устанавливается контрактом в размере одной трехсотой действующей на дату уплаты пени ключевой ставки Центрального банка Российской Федерации от цены контракта (отдельного этапа исполнения контракта), уменьшенной на сумму, пропорциональную объему обязательств, предусмотренных контрактом (соответствующим отдельным этапом исполнения контракта) и фактически исполненных поставщиком (подрядчиком, исполнителем).</w:t>
-      </w:r>
-    </w:p>
-    <w:p>
-      <w:pPr>
-        <w:widowControl w:val="0"/>
-        <w:autoSpaceDE w:val="0"/>
-        <w:autoSpaceDN w:val="0"/>
-        <w:adjustRightInd w:val="0"/>
-        <w:ind w:firstLine="567"/>
-        <w:jc w:val="both"/>
-        <w:outlineLvl w:val="0"/>
-        <w:rPr>
-          <w:sz w:val="24"/>
-          <w:szCs w:val="23"/>
-        </w:rPr>
-      </w:pPr>
-      <w:r>
-        <w:rPr>
-          <w:sz w:val="24"/>
-          <w:szCs w:val="23"/>
-        </w:rPr>
-        <w:t xml:space="preserve">По состоянию на момент оформления настоящего электронного уведомления (претензии) срок для добровольной оплаты неустойки (пени), указанной в электронном уведомлении (претензии) (исх. № {исх_прежней_претензии} от {дата_прежней_претензии}), не наступил.</w:t>
-      </w:r>
-    </w:p>
-    <w:p>
-      <w:pPr>
-        <w:widowControl w:val="0"/>
-        <w:autoSpaceDE w:val="0"/>
-        <w:autoSpaceDN w:val="0"/>
-        <w:adjustRightInd w:val="0"/>
-        <w:ind w:firstLine="567"/>
-        <w:jc w:val="both"/>
-        <w:outlineLvl w:val="0"/>
-        <w:rPr>
-          <w:sz w:val="24"/>
-          <w:szCs w:val="23"/>
-        </w:rPr>
-      </w:pPr>
-      <w:r>
-        <w:rPr>
-          <w:sz w:val="24"/>
-          <w:szCs w:val="23"/>
-        </w:rPr>
-        <w:t xml:space="preserve">{/перерасчет_ставки}</w:t>
-      </w:r>
-    </w:p>
-    <w:p>
-      <w:pPr>
-        <w:widowControl w:val="0"/>
-        <w:autoSpaceDE w:val="0"/>
-        <w:autoSpaceDN w:val="0"/>
-        <w:adjustRightInd w:val="0"/>
-        <w:ind w:firstLine="567"/>
-        <w:jc w:val="both"/>
-        <w:outlineLvl w:val="0"/>
-        <w:rPr>
-          <w:sz w:val="24"/>
-          <w:szCs w:val="23"/>
-        </w:rPr>
-      </w:pPr>
-      <w:r>
-        <w:rPr>
-          <w:sz w:val="24"/>
-          <w:szCs w:val="23"/>
-        </w:rPr>
         <w:t>При таких обстоятельствах</w:t>
       </w:r>
       <w:r>
@@ -2622,6 +2644,21 @@
     </w:p>
     <w:p>
       <w:pPr>
+        <w:rPr>
+          <w:sz w:val="24"/>
+          <w:szCs w:val="23"/>
+        </w:rPr>
+      </w:pPr>
+      <w:r>
+        <w:rPr>
+          <w:sz w:val="24"/>
+          <w:szCs w:val="23"/>
+        </w:rPr>
+        <w:t xml:space="preserve">Заместитель генерального директора</w:t>
+      </w:r>
+    </w:p>
+    <w:p>
+      <w:pPr>
         <w:tabs>
           <w:tab w:val="right" w:pos="9637"/>
         </w:tabs>
@@ -2635,14 +2672,7 @@
           <w:sz w:val="24"/>
           <w:szCs w:val="23"/>
         </w:rPr>
-        <w:t>Заместитель генерального директора {подписант_должность}</w:t>
-      </w:r>
-      <w:r>
-        <w:rPr>
-          <w:sz w:val="24"/>
-          <w:szCs w:val="23"/>
-        </w:rPr>
-        <w:t/>
+        <w:t xml:space="preserve">{подписант_должность}</w:t>
       </w:r>
       <w:r>
         <w:rPr>
@@ -2656,21 +2686,7 @@
           <w:sz w:val="24"/>
           <w:szCs w:val="23"/>
         </w:rPr>
-        <w:t>{подписант_фио}</w:t>
-      </w:r>
-      <w:r>
-        <w:rPr>
-          <w:sz w:val="24"/>
-          <w:szCs w:val="23"/>
-        </w:rPr>
-        <w:t xml:space="preserve"/>
-      </w:r>
-      <w:r>
-        <w:rPr>
-          <w:sz w:val="24"/>
-          <w:szCs w:val="23"/>
-        </w:rPr>
-        <w:t/>
+        <w:t xml:space="preserve">{подписант_фио}</w:t>
       </w:r>
     </w:p>
     <w:p>

--- a/templates/pretenzii/44_аук_4част_пост_претензия.docx
+++ b/templates/pretenzii/44_аук_4част_пост_претензия.docx
@@ -431,6 +431,7 @@
     </w:p>
     <w:p>
       <w:pPr>
+        <w:spacing w:before="240" w:after="240"/>
         <w:jc w:val="center"/>
         <w:rPr>
           <w:b/>
